--- a/docs/EWC2026_Fantasy_Selection_Guide.docx
+++ b/docs/EWC2026_Fantasy_Selection_Guide.docx
@@ -279,6 +279,57 @@
     </w:p>
     <w:p>
       <w:pPr>
+        <w:pStyle w:val="ListBullet"/>
+        <w:spacing w:before="0" w:after="80" w:line="288" w:lineRule="auto"/>
+        <w:jc w:val="left"/>
+      </w:pPr>
+      <w:r>
+        <w:rPr>
+          <w:rFonts w:ascii="Calibri" w:hAnsi="Calibri"/>
+          <w:b w:val="0"/>
+          <w:i w:val="0"/>
+          <w:color w:val="111111"/>
+          <w:sz w:val="22"/>
+        </w:rPr>
+        <w:t>Для core-пары главным фундаментом снова выглядит creep score: это самый надежный ориентир по p75 и один из лучших потолков.</w:t>
+      </w:r>
+    </w:p>
+    <w:p>
+      <w:pPr>
+        <w:pStyle w:val="ListBullet"/>
+        <w:spacing w:before="0" w:after="80" w:line="288" w:lineRule="auto"/>
+        <w:jc w:val="left"/>
+      </w:pPr>
+      <w:r>
+        <w:rPr>
+          <w:rFonts w:ascii="Calibri" w:hAnsi="Calibri"/>
+          <w:b w:val="0"/>
+          <w:i w:val="0"/>
+          <w:color w:val="111111"/>
+          <w:sz w:val="22"/>
+        </w:rPr>
+        <w:t>GPM остается сильным дополнительным красным статом: он хорошо поддерживает фарм-направление и редко выглядит случайным всплеском.</w:t>
+      </w:r>
+    </w:p>
+    <w:p>
+      <w:pPr>
+        <w:pStyle w:val="ListBullet"/>
+        <w:spacing w:before="0" w:after="80" w:line="288" w:lineRule="auto"/>
+        <w:jc w:val="left"/>
+      </w:pPr>
+      <w:r>
+        <w:rPr>
+          <w:rFonts w:ascii="Calibri" w:hAnsi="Calibri"/>
+          <w:b w:val="0"/>
+          <w:i w:val="0"/>
+          <w:color w:val="111111"/>
+          <w:sz w:val="22"/>
+        </w:rPr>
+        <w:t>Из зеленых опций для core почти всегда стоит смотреть на teamfight participation: он хорошо дополняет красный фармовый каркас.</w:t>
+      </w:r>
+    </w:p>
+    <w:p>
+      <w:pPr>
         <w:spacing w:before="240" w:after="120" w:line="240" w:lineRule="auto"/>
         <w:jc w:val="left"/>
       </w:pPr>
@@ -8835,6 +8886,57 @@
     </w:p>
     <w:p>
       <w:pPr>
+        <w:pStyle w:val="ListBullet"/>
+        <w:spacing w:before="0" w:after="80" w:line="288" w:lineRule="auto"/>
+        <w:jc w:val="left"/>
+      </w:pPr>
+      <w:r>
+        <w:rPr>
+          <w:rFonts w:ascii="Calibri" w:hAnsi="Calibri"/>
+          <w:b w:val="0"/>
+          <w:i w:val="0"/>
+          <w:color w:val="111111"/>
+          <w:sz w:val="22"/>
+        </w:rPr>
+        <w:t>У mid на текущей базе особенно выделяются runes grabbed: это одна из самых сильных и повторяемых синих метрик.</w:t>
+      </w:r>
+    </w:p>
+    <w:p>
+      <w:pPr>
+        <w:pStyle w:val="ListBullet"/>
+        <w:spacing w:before="0" w:after="80" w:line="288" w:lineRule="auto"/>
+        <w:jc w:val="left"/>
+      </w:pPr>
+      <w:r>
+        <w:rPr>
+          <w:rFonts w:ascii="Calibri" w:hAnsi="Calibri"/>
+          <w:b w:val="0"/>
+          <w:i w:val="0"/>
+          <w:color w:val="111111"/>
+          <w:sz w:val="22"/>
+        </w:rPr>
+        <w:t>Teamfight participation у мидеров снова выглядит универсальной зеленой опцией, которая хорошо сочетается и с фармом, и с темпом.</w:t>
+      </w:r>
+    </w:p>
+    <w:p>
+      <w:pPr>
+        <w:pStyle w:val="ListBullet"/>
+        <w:spacing w:before="0" w:after="80" w:line="288" w:lineRule="auto"/>
+        <w:jc w:val="left"/>
+      </w:pPr>
+      <w:r>
+        <w:rPr>
+          <w:rFonts w:ascii="Calibri" w:hAnsi="Calibri"/>
+          <w:b w:val="0"/>
+          <w:i w:val="0"/>
+          <w:color w:val="111111"/>
+          <w:sz w:val="22"/>
+        </w:rPr>
+        <w:t>Красный каркас для mid чаще всего строится вокруг creep score и/или gpm, а не вокруг одного только kills-потолка.</w:t>
+      </w:r>
+    </w:p>
+    <w:p>
+      <w:pPr>
         <w:spacing w:before="240" w:after="120" w:line="240" w:lineRule="auto"/>
         <w:jc w:val="left"/>
       </w:pPr>
@@ -17387,6 +17489,74 @@
           <w:sz w:val="32"/>
         </w:rPr>
         <w:t>2. Пара support</w:t>
+      </w:r>
+    </w:p>
+    <w:p>
+      <w:pPr>
+        <w:pStyle w:val="ListBullet"/>
+        <w:spacing w:before="0" w:after="80" w:line="288" w:lineRule="auto"/>
+        <w:jc w:val="left"/>
+      </w:pPr>
+      <w:r>
+        <w:rPr>
+          <w:rFonts w:ascii="Calibri" w:hAnsi="Calibri"/>
+          <w:b w:val="0"/>
+          <w:i w:val="0"/>
+          <w:color w:val="111111"/>
+          <w:sz w:val="22"/>
+        </w:rPr>
+        <w:t>Для support-пары teamfight participation остается самым полезным зеленым ориентиром в текущей базе.</w:t>
+      </w:r>
+    </w:p>
+    <w:p>
+      <w:pPr>
+        <w:pStyle w:val="ListBullet"/>
+        <w:spacing w:before="0" w:after="80" w:line="288" w:lineRule="auto"/>
+        <w:jc w:val="left"/>
+      </w:pPr>
+      <w:r>
+        <w:rPr>
+          <w:rFonts w:ascii="Calibri" w:hAnsi="Calibri"/>
+          <w:b w:val="0"/>
+          <w:i w:val="0"/>
+          <w:color w:val="111111"/>
+          <w:sz w:val="22"/>
+        </w:rPr>
+        <w:t>Из синих support-метрик особенно практичен wards placed: он стабильно попадает в верхнюю часть рейтинга по p75.</w:t>
+      </w:r>
+    </w:p>
+    <w:p>
+      <w:pPr>
+        <w:pStyle w:val="ListBullet"/>
+        <w:spacing w:before="0" w:after="80" w:line="288" w:lineRule="auto"/>
+        <w:jc w:val="left"/>
+      </w:pPr>
+      <w:r>
+        <w:rPr>
+          <w:rFonts w:ascii="Calibri" w:hAnsi="Calibri"/>
+          <w:b w:val="0"/>
+          <w:i w:val="0"/>
+          <w:color w:val="111111"/>
+          <w:sz w:val="22"/>
+        </w:rPr>
+        <w:t>Smokes used тоже выглядят рабочей опцией, но интерпретировать их стоит чуть осторожнее, чем wards placed.</w:t>
+      </w:r>
+    </w:p>
+    <w:p>
+      <w:pPr>
+        <w:pStyle w:val="ListBullet"/>
+        <w:spacing w:before="0" w:after="80" w:line="288" w:lineRule="auto"/>
+        <w:jc w:val="left"/>
+      </w:pPr>
+      <w:r>
+        <w:rPr>
+          <w:rFonts w:ascii="Calibri" w:hAnsi="Calibri"/>
+          <w:b w:val="0"/>
+          <w:i w:val="0"/>
+          <w:color w:val="111111"/>
+          <w:sz w:val="22"/>
+        </w:rPr>
+        <w:t>Поддержки по-прежнему стоит читать осторожнее, чем core и mid: support-слот полезен, но confidence у него ниже.</w:t>
       </w:r>
     </w:p>
     <w:p>
